--- a/public/gallery/examples/marketing-manager/pt-br/resume.docx
+++ b/public/gallery/examples/marketing-manager/pt-br/resume.docx
@@ -66,7 +66,7 @@
         </w:rPr>
         <w:t xml:space="preserve">📧 </w:t>
       </w:r>
-      <w:hyperlink w:history="1" r:id="rId_a7lscct8otvaoy6spfa1">
+      <w:hyperlink w:history="1" r:id="rIdlijf0zxn9lbetxub3xohs">
         <w:r>
           <w:rPr>
             <w:sz w:val="18"/>
@@ -89,7 +89,7 @@
         </w:rPr>
         <w:t xml:space="preserve">🔗 </w:t>
       </w:r>
-      <w:hyperlink w:history="1" r:id="rIdxexz1o9q1wr5qzuypdvux">
+      <w:hyperlink w:history="1" r:id="rIdumcqphei21gmwlmpxskh_">
         <w:r>
           <w:rPr>
             <w:sz w:val="18"/>
@@ -124,7 +124,7 @@
         <w:spacing w:after="200" w:line="276"/>
         <w:jc w:val="center"/>
       </w:pPr>
-      <w:hyperlink w:history="1" r:id="rIdddp_jx0e8q1nwudk0hjnc">
+      <w:hyperlink w:history="1" r:id="rIdp6uxqwu9zq7k1jb8x-wng">
         <w:r>
           <w:rPr>
             <w:sz w:val="18"/>
@@ -140,7 +140,7 @@
         </w:rPr>
         <w:t xml:space="preserve"> • </w:t>
       </w:r>
-      <w:hyperlink w:history="1" r:id="rIdb2zqo-jldnryaege3-gua">
+      <w:hyperlink w:history="1" r:id="rId-2dthd3skfg1c0yfqlqzy">
         <w:r>
           <w:rPr>
             <w:sz w:val="18"/>
@@ -311,7 +311,7 @@
         </w:rPr>
         <w:t xml:space="preserve">	</w:t>
       </w:r>
-      <w:hyperlink w:history="1" r:id="rIdh_fvk8o4vj-jclogthjx-">
+      <w:hyperlink w:history="1" r:id="rId2-sd2c6ixx0jwyo_po_8m">
         <w:r>
           <w:rPr>
             <w:sz w:val="18"/>
@@ -455,7 +455,7 @@
         </w:rPr>
         <w:t xml:space="preserve">	</w:t>
       </w:r>
-      <w:hyperlink w:history="1" r:id="rIdpcyuxobgg38_kuo5wgzdq">
+      <w:hyperlink w:history="1" r:id="rIdqmvrsypfjrpsq0i96wj3m">
         <w:r>
           <w:rPr>
             <w:sz w:val="18"/>
@@ -599,7 +599,7 @@
         </w:rPr>
         <w:t xml:space="preserve">	</w:t>
       </w:r>
-      <w:hyperlink w:history="1" r:id="rIdt7uedxyhdjohvdhoxjsfi">
+      <w:hyperlink w:history="1" r:id="rId2ryaahqk9yqfkuzfhmblq">
         <w:r>
           <w:rPr>
             <w:sz w:val="18"/>
@@ -781,7 +781,7 @@
         </w:rPr>
         <w:t xml:space="preserve">	</w:t>
       </w:r>
-      <w:hyperlink w:history="1" r:id="rId77gwrlor7e7xud6lfj3yg">
+      <w:hyperlink w:history="1" r:id="rIddotz3f7pvan3pgugpb51_">
         <w:r>
           <w:rPr>
             <w:sz w:val="18"/>
@@ -944,7 +944,7 @@
         </w:rPr>
         <w:t xml:space="preserve">	</w:t>
       </w:r>
-      <w:hyperlink w:history="1" r:id="rIdyxhe0ztasg_d-hmdyydot">
+      <w:hyperlink w:history="1" r:id="rIdrdttwx92i8bxvanunpnwi">
         <w:r>
           <w:rPr>
             <w:sz w:val="18"/>
@@ -1372,7 +1372,7 @@
         </w:rPr>
         <w:t xml:space="preserve">	</w:t>
       </w:r>
-      <w:hyperlink w:history="1" r:id="rIdx0nkc7oayudbm5vanx4d-">
+      <w:hyperlink w:history="1" r:id="rIdqv5kxlwqn6mqqk3sed8pi">
         <w:r>
           <w:rPr>
             <w:sz w:val="18"/>
@@ -1438,7 +1438,7 @@
         </w:rPr>
         <w:t xml:space="preserve">	</w:t>
       </w:r>
-      <w:hyperlink w:history="1" r:id="rId0mlairbez5pjejtvzwmab">
+      <w:hyperlink w:history="1" r:id="rIdbfbo4souqhglrkvsqxbgh">
         <w:r>
           <w:rPr>
             <w:sz w:val="18"/>
@@ -1504,7 +1504,7 @@
         </w:rPr>
         <w:t xml:space="preserve">	</w:t>
       </w:r>
-      <w:hyperlink w:history="1" r:id="rIdjcnow_kcujeqhwbqats7n">
+      <w:hyperlink w:history="1" r:id="rIde6qivhyb1pry6z2lkufx2">
         <w:r>
           <w:rPr>
             <w:sz w:val="18"/>
@@ -1589,7 +1589,7 @@
         </w:rPr>
         <w:t xml:space="preserve">	</w:t>
       </w:r>
-      <w:hyperlink w:history="1" r:id="rIdjax_p71hc6ustsxwwagb0">
+      <w:hyperlink w:history="1" r:id="rIdm7flsgrramcsf5g1zlwhr">
         <w:r>
           <w:rPr>
             <w:sz w:val="18"/>
@@ -1902,7 +1902,7 @@
         </w:rPr>
         <w:t xml:space="preserve">	</w:t>
       </w:r>
-      <w:hyperlink w:history="1" r:id="rIdqvzefsiecgp2eupzilesm">
+      <w:hyperlink w:history="1" r:id="rIdls4zyavdq3vesvgikzcip">
         <w:r>
           <w:rPr>
             <w:sz w:val="18"/>
@@ -2046,7 +2046,7 @@
         </w:rPr>
         <w:t xml:space="preserve">	</w:t>
       </w:r>
-      <w:hyperlink w:history="1" r:id="rIdgdmqf7te5mbshhh6ney37">
+      <w:hyperlink w:history="1" r:id="rIddml-ylgspexizva9dagol">
         <w:r>
           <w:rPr>
             <w:sz w:val="18"/>
@@ -2291,7 +2291,7 @@
         </w:rPr>
         <w:t xml:space="preserve">	</w:t>
       </w:r>
-      <w:hyperlink w:history="1" r:id="rIdvmsqkf1kbhwnq7s2afmtf">
+      <w:hyperlink w:history="1" r:id="rIdt7q-d4id1_dafurdfrnsu">
         <w:r>
           <w:rPr>
             <w:sz w:val="18"/>
